--- a/regressie_tabel.docx
+++ b/regressie_tabel.docx
@@ -277,7 +277,7 @@
               <w:jc w:val="left"/>
             </w:pPr>
             <w:r>
-              <w:t xml:space="preserve">Azië</w:t>
+              <w:t xml:space="preserve">regionAzië</w:t>
             </w:r>
           </w:p>
         </w:tc>
@@ -341,7 +341,7 @@
               <w:jc w:val="left"/>
             </w:pPr>
             <w:r>
-              <w:t xml:space="preserve">Europa</w:t>
+              <w:t xml:space="preserve">regionEuropa</w:t>
             </w:r>
           </w:p>
         </w:tc>
@@ -405,7 +405,7 @@
               <w:jc w:val="left"/>
             </w:pPr>
             <w:r>
-              <w:t xml:space="preserve">Amerikas</w:t>
+              <w:t xml:space="preserve">regionAmerika’s</w:t>
             </w:r>
           </w:p>
         </w:tc>

--- a/regressie_tabel.docx
+++ b/regressie_tabel.docx
@@ -277,7 +277,7 @@
               <w:jc w:val="left"/>
             </w:pPr>
             <w:r>
-              <w:t xml:space="preserve">regionAzië</w:t>
+              <w:t xml:space="preserve">Azië</w:t>
             </w:r>
           </w:p>
         </w:tc>
@@ -341,7 +341,7 @@
               <w:jc w:val="left"/>
             </w:pPr>
             <w:r>
-              <w:t xml:space="preserve">regionEuropa</w:t>
+              <w:t xml:space="preserve">Europa</w:t>
             </w:r>
           </w:p>
         </w:tc>
@@ -405,7 +405,7 @@
               <w:jc w:val="left"/>
             </w:pPr>
             <w:r>
-              <w:t xml:space="preserve">regionAmerika’s</w:t>
+              <w:t xml:space="preserve">Amerikas</w:t>
             </w:r>
           </w:p>
         </w:tc>
